--- a/artifacts/bids/2026-02-26/zayavka_2026-02-26.docx
+++ b/artifacts/bids/2026-02-26/zayavka_2026-02-26.docx
@@ -254,7 +254,7 @@
               <w:jc w:val="right"/>
             </w:pPr>
             <w:r>
-              <w:t>3,881</w:t>
+              <w:t>3,925</w:t>
             </w:r>
           </w:p>
         </w:tc>
@@ -277,7 +277,7 @@
               <w:jc w:val="right"/>
             </w:pPr>
             <w:r>
-              <w:t>1,571</w:t>
+              <w:t>1,597</w:t>
             </w:r>
           </w:p>
         </w:tc>
@@ -302,7 +302,7 @@
               <w:jc w:val="right"/>
             </w:pPr>
             <w:r>
-              <w:t>3,998</w:t>
+              <w:t>4,062</w:t>
             </w:r>
           </w:p>
         </w:tc>
@@ -325,7 +325,7 @@
               <w:jc w:val="right"/>
             </w:pPr>
             <w:r>
-              <w:t>2,197</w:t>
+              <w:t>2,195</w:t>
             </w:r>
           </w:p>
         </w:tc>
@@ -350,7 +350,7 @@
               <w:jc w:val="right"/>
             </w:pPr>
             <w:r>
-              <w:t>4,500</w:t>
+              <w:t>4,528</w:t>
             </w:r>
           </w:p>
         </w:tc>
@@ -373,7 +373,7 @@
               <w:jc w:val="right"/>
             </w:pPr>
             <w:r>
-              <w:t>2,381</w:t>
+              <w:t>2,370</w:t>
             </w:r>
           </w:p>
         </w:tc>
@@ -398,7 +398,7 @@
               <w:jc w:val="right"/>
             </w:pPr>
             <w:r>
-              <w:t>4,348</w:t>
+              <w:t>4,342</w:t>
             </w:r>
           </w:p>
         </w:tc>
@@ -421,7 +421,7 @@
               <w:jc w:val="right"/>
             </w:pPr>
             <w:r>
-              <w:t>2,549</w:t>
+              <w:t>2,562</w:t>
             </w:r>
           </w:p>
         </w:tc>
@@ -446,7 +446,7 @@
               <w:jc w:val="right"/>
             </w:pPr>
             <w:r>
-              <w:t>4,235</w:t>
+              <w:t>4,240</w:t>
             </w:r>
           </w:p>
         </w:tc>
@@ -469,7 +469,7 @@
               <w:jc w:val="right"/>
             </w:pPr>
             <w:r>
-              <w:t>2,628</w:t>
+              <w:t>2,591</w:t>
             </w:r>
           </w:p>
         </w:tc>
@@ -494,7 +494,7 @@
               <w:jc w:val="right"/>
             </w:pPr>
             <w:r>
-              <w:t>3,256</w:t>
+              <w:t>3,226</w:t>
             </w:r>
           </w:p>
         </w:tc>
@@ -517,7 +517,7 @@
               <w:jc w:val="right"/>
             </w:pPr>
             <w:r>
-              <w:t>2,771</w:t>
+              <w:t>2,692</w:t>
             </w:r>
           </w:p>
         </w:tc>
@@ -542,7 +542,7 @@
               <w:jc w:val="right"/>
             </w:pPr>
             <w:r>
-              <w:t>3,220</w:t>
+              <w:t>3,247</w:t>
             </w:r>
           </w:p>
         </w:tc>
@@ -565,7 +565,7 @@
               <w:jc w:val="right"/>
             </w:pPr>
             <w:r>
-              <w:t>2,970</w:t>
+              <w:t>2,979</w:t>
             </w:r>
           </w:p>
         </w:tc>
@@ -590,7 +590,7 @@
               <w:jc w:val="right"/>
             </w:pPr>
             <w:r>
-              <w:t>2,004</w:t>
+              <w:t>1,993</w:t>
             </w:r>
           </w:p>
         </w:tc>
@@ -613,7 +613,7 @@
               <w:jc w:val="right"/>
             </w:pPr>
             <w:r>
-              <w:t>3,349</w:t>
+              <w:t>3,327</w:t>
             </w:r>
           </w:p>
         </w:tc>
@@ -638,7 +638,7 @@
               <w:jc w:val="right"/>
             </w:pPr>
             <w:r>
-              <w:t>1,702</w:t>
+              <w:t>1,609</w:t>
             </w:r>
           </w:p>
         </w:tc>
@@ -661,7 +661,7 @@
               <w:jc w:val="right"/>
             </w:pPr>
             <w:r>
-              <w:t>3,871</w:t>
+              <w:t>3,872</w:t>
             </w:r>
           </w:p>
         </w:tc>
@@ -686,7 +686,7 @@
               <w:jc w:val="right"/>
             </w:pPr>
             <w:r>
-              <w:t>0,914</w:t>
+              <w:t>0,881</w:t>
             </w:r>
           </w:p>
         </w:tc>
@@ -709,7 +709,7 @@
               <w:jc w:val="right"/>
             </w:pPr>
             <w:r>
-              <w:t>3,792</w:t>
+              <w:t>3,738</w:t>
             </w:r>
           </w:p>
         </w:tc>
@@ -734,7 +734,7 @@
               <w:jc w:val="right"/>
             </w:pPr>
             <w:r>
-              <w:t>1,249</w:t>
+              <w:t>1,262</w:t>
             </w:r>
           </w:p>
         </w:tc>
@@ -757,7 +757,7 @@
               <w:jc w:val="right"/>
             </w:pPr>
             <w:r>
-              <w:t>3,850</w:t>
+              <w:t>3,820</w:t>
             </w:r>
           </w:p>
         </w:tc>
@@ -782,7 +782,7 @@
               <w:jc w:val="right"/>
             </w:pPr>
             <w:r>
-              <w:t>1,746</w:t>
+              <w:t>1,769</w:t>
             </w:r>
           </w:p>
         </w:tc>
@@ -805,7 +805,7 @@
               <w:jc w:val="right"/>
             </w:pPr>
             <w:r>
-              <w:t>3,779</w:t>
+              <w:t>3,740</w:t>
             </w:r>
           </w:p>
         </w:tc>
@@ -821,7 +821,7 @@
         <w:rPr>
           <w:b/>
         </w:rPr>
-        <w:t>Итого за сутки: 70,761 МВт·ч.</w:t>
+        <w:t>Итого за сутки: 70,567 МВт·ч.</w:t>
       </w:r>
     </w:p>
     <w:p>
@@ -834,7 +834,7 @@
     </w:p>
     <w:p>
       <w:r>
-        <w:t>Прогноз c5b8ecbd38c4, сформирован 25.02.2026 05:00 (Астана); модель windcast-0.1.0-cascade+direct; погода: Open-Meteo Previous Runs: ECMWF IFS, ECMWF AIFS, ICON, GFS, UKMO, GEM, CMA, выпуск 2026-02-24 18:00:00 UTC.</w:t>
+        <w:t>Прогноз 71bca9b7ff00, сформирован 25.02.2026 05:00 (Астана); модель windcast-0.1.0-cascade+direct; погода: Open-Meteo Previous Runs: ECMWF IFS, ECMWF AIFS, ICON, GFS, UKMO, GEM, CMA, выпуск 2026-02-24 18:00:00 UTC.</w:t>
       </w:r>
     </w:p>
     <w:tbl>
@@ -940,7 +940,7 @@
           </w:tcPr>
           <w:p>
             <w:r>
-              <w:t>0,993</w:t>
+              <w:t>0,972</w:t>
             </w:r>
           </w:p>
         </w:tc>
@@ -950,7 +950,7 @@
           </w:tcPr>
           <w:p>
             <w:r>
-              <w:t>3,881</w:t>
+              <w:t>3,925</w:t>
             </w:r>
           </w:p>
         </w:tc>
@@ -960,7 +960,7 @@
           </w:tcPr>
           <w:p>
             <w:r>
-              <w:t>4,979</w:t>
+              <w:t>4,984</w:t>
             </w:r>
           </w:p>
         </w:tc>
@@ -970,7 +970,7 @@
           </w:tcPr>
           <w:p>
             <w:r>
-              <w:t>9.7</w:t>
+              <w:t>9.8</w:t>
             </w:r>
           </w:p>
         </w:tc>
@@ -1002,7 +1002,7 @@
           </w:tcPr>
           <w:p>
             <w:r>
-              <w:t>1,663</w:t>
+              <w:t>1,692</w:t>
             </w:r>
           </w:p>
         </w:tc>
@@ -1012,7 +1012,7 @@
           </w:tcPr>
           <w:p>
             <w:r>
-              <w:t>3,998</w:t>
+              <w:t>4,062</w:t>
             </w:r>
           </w:p>
         </w:tc>
@@ -1022,7 +1022,7 @@
           </w:tcPr>
           <w:p>
             <w:r>
-              <w:t>4,976</w:t>
+              <w:t>4,970</w:t>
             </w:r>
           </w:p>
         </w:tc>
@@ -1032,7 +1032,7 @@
           </w:tcPr>
           <w:p>
             <w:r>
-              <w:t>10.1</w:t>
+              <w:t>10.2</w:t>
             </w:r>
           </w:p>
         </w:tc>
@@ -1064,7 +1064,7 @@
           </w:tcPr>
           <w:p>
             <w:r>
-              <w:t>2,745</w:t>
+              <w:t>2,712</w:t>
             </w:r>
           </w:p>
         </w:tc>
@@ -1074,7 +1074,7 @@
           </w:tcPr>
           <w:p>
             <w:r>
-              <w:t>4,500</w:t>
+              <w:t>4,528</w:t>
             </w:r>
           </w:p>
         </w:tc>
@@ -1084,7 +1084,7 @@
           </w:tcPr>
           <w:p>
             <w:r>
-              <w:t>4,978</w:t>
+              <w:t>4,979</w:t>
             </w:r>
           </w:p>
         </w:tc>
@@ -1126,7 +1126,7 @@
           </w:tcPr>
           <w:p>
             <w:r>
-              <w:t>2,798</w:t>
+              <w:t>2,812</w:t>
             </w:r>
           </w:p>
         </w:tc>
@@ -1136,7 +1136,7 @@
           </w:tcPr>
           <w:p>
             <w:r>
-              <w:t>4,348</w:t>
+              <w:t>4,342</w:t>
             </w:r>
           </w:p>
         </w:tc>
@@ -1146,7 +1146,7 @@
           </w:tcPr>
           <w:p>
             <w:r>
-              <w:t>4,992</w:t>
+              <w:t>4,988</w:t>
             </w:r>
           </w:p>
         </w:tc>
@@ -1188,7 +1188,7 @@
           </w:tcPr>
           <w:p>
             <w:r>
-              <w:t>2,156</w:t>
+              <w:t>2,127</w:t>
             </w:r>
           </w:p>
         </w:tc>
@@ -1198,7 +1198,7 @@
           </w:tcPr>
           <w:p>
             <w:r>
-              <w:t>4,235</w:t>
+              <w:t>4,240</w:t>
             </w:r>
           </w:p>
         </w:tc>
@@ -1208,7 +1208,7 @@
           </w:tcPr>
           <w:p>
             <w:r>
-              <w:t>4,986</w:t>
+              <w:t>4,984</w:t>
             </w:r>
           </w:p>
         </w:tc>
@@ -1260,7 +1260,7 @@
           </w:tcPr>
           <w:p>
             <w:r>
-              <w:t>3,256</w:t>
+              <w:t>3,226</w:t>
             </w:r>
           </w:p>
         </w:tc>
@@ -1270,7 +1270,7 @@
           </w:tcPr>
           <w:p>
             <w:r>
-              <w:t>4,931</w:t>
+              <w:t>4,928</w:t>
             </w:r>
           </w:p>
         </w:tc>
@@ -1312,7 +1312,7 @@
           </w:tcPr>
           <w:p>
             <w:r>
-              <w:t>0,550</w:t>
+              <w:t>0,535</w:t>
             </w:r>
           </w:p>
         </w:tc>
@@ -1322,7 +1322,7 @@
           </w:tcPr>
           <w:p>
             <w:r>
-              <w:t>3,220</w:t>
+              <w:t>3,247</w:t>
             </w:r>
           </w:p>
         </w:tc>
@@ -1332,7 +1332,7 @@
           </w:tcPr>
           <w:p>
             <w:r>
-              <w:t>4,918</w:t>
+              <w:t>4,916</w:t>
             </w:r>
           </w:p>
         </w:tc>
@@ -1342,7 +1342,7 @@
           </w:tcPr>
           <w:p>
             <w:r>
-              <w:t>8.9</w:t>
+              <w:t>9.0</w:t>
             </w:r>
           </w:p>
         </w:tc>
@@ -1374,7 +1374,7 @@
           </w:tcPr>
           <w:p>
             <w:r>
-              <w:t>0,150</w:t>
+              <w:t>0,137</w:t>
             </w:r>
           </w:p>
         </w:tc>
@@ -1384,7 +1384,7 @@
           </w:tcPr>
           <w:p>
             <w:r>
-              <w:t>2,004</w:t>
+              <w:t>1,993</w:t>
             </w:r>
           </w:p>
         </w:tc>
@@ -1394,7 +1394,7 @@
           </w:tcPr>
           <w:p>
             <w:r>
-              <w:t>4,685</w:t>
+              <w:t>4,681</w:t>
             </w:r>
           </w:p>
         </w:tc>
@@ -1436,7 +1436,7 @@
           </w:tcPr>
           <w:p>
             <w:r>
-              <w:t>0,106</w:t>
+              <w:t>0,098</w:t>
             </w:r>
           </w:p>
         </w:tc>
@@ -1446,7 +1446,7 @@
           </w:tcPr>
           <w:p>
             <w:r>
-              <w:t>1,702</w:t>
+              <w:t>1,609</w:t>
             </w:r>
           </w:p>
         </w:tc>
@@ -1456,7 +1456,7 @@
           </w:tcPr>
           <w:p>
             <w:r>
-              <w:t>4,728</w:t>
+              <w:t>4,743</w:t>
             </w:r>
           </w:p>
         </w:tc>
@@ -1466,7 +1466,7 @@
           </w:tcPr>
           <w:p>
             <w:r>
-              <w:t>7.0</w:t>
+              <w:t>6.8</w:t>
             </w:r>
           </w:p>
         </w:tc>
@@ -1498,7 +1498,7 @@
           </w:tcPr>
           <w:p>
             <w:r>
-              <w:t>0,036</w:t>
+              <w:t>0,035</w:t>
             </w:r>
           </w:p>
         </w:tc>
@@ -1508,7 +1508,7 @@
           </w:tcPr>
           <w:p>
             <w:r>
-              <w:t>0,914</w:t>
+              <w:t>0,881</w:t>
             </w:r>
           </w:p>
         </w:tc>
@@ -1518,7 +1518,7 @@
           </w:tcPr>
           <w:p>
             <w:r>
-              <w:t>4,508</w:t>
+              <w:t>4,466</w:t>
             </w:r>
           </w:p>
         </w:tc>
@@ -1528,7 +1528,7 @@
           </w:tcPr>
           <w:p>
             <w:r>
-              <w:t>5.3</w:t>
+              <w:t>5.2</w:t>
             </w:r>
           </w:p>
         </w:tc>
@@ -1560,7 +1560,7 @@
           </w:tcPr>
           <w:p>
             <w:r>
-              <w:t>0,044</w:t>
+              <w:t>0,049</w:t>
             </w:r>
           </w:p>
         </w:tc>
@@ -1570,7 +1570,7 @@
           </w:tcPr>
           <w:p>
             <w:r>
-              <w:t>1,249</w:t>
+              <w:t>1,262</w:t>
             </w:r>
           </w:p>
         </w:tc>
@@ -1580,7 +1580,7 @@
           </w:tcPr>
           <w:p>
             <w:r>
-              <w:t>3,982</w:t>
+              <w:t>4,010</w:t>
             </w:r>
           </w:p>
         </w:tc>
@@ -1622,7 +1622,7 @@
           </w:tcPr>
           <w:p>
             <w:r>
-              <w:t>0,178</w:t>
+              <w:t>0,181</w:t>
             </w:r>
           </w:p>
         </w:tc>
@@ -1632,7 +1632,7 @@
           </w:tcPr>
           <w:p>
             <w:r>
-              <w:t>1,746</w:t>
+              <w:t>1,769</w:t>
             </w:r>
           </w:p>
         </w:tc>
@@ -1642,7 +1642,7 @@
           </w:tcPr>
           <w:p>
             <w:r>
-              <w:t>4,503</w:t>
+              <w:t>4,478</w:t>
             </w:r>
           </w:p>
         </w:tc>
@@ -1684,7 +1684,7 @@
           </w:tcPr>
           <w:p>
             <w:r>
-              <w:t>0,095</w:t>
+              <w:t>0,091</w:t>
             </w:r>
           </w:p>
         </w:tc>
@@ -1694,7 +1694,7 @@
           </w:tcPr>
           <w:p>
             <w:r>
-              <w:t>1,571</w:t>
+              <w:t>1,597</w:t>
             </w:r>
           </w:p>
         </w:tc>
@@ -1704,7 +1704,7 @@
           </w:tcPr>
           <w:p>
             <w:r>
-              <w:t>4,468</w:t>
+              <w:t>4,490</w:t>
             </w:r>
           </w:p>
         </w:tc>
@@ -1746,7 +1746,7 @@
           </w:tcPr>
           <w:p>
             <w:r>
-              <w:t>0,131</w:t>
+              <w:t>0,134</w:t>
             </w:r>
           </w:p>
         </w:tc>
@@ -1756,7 +1756,7 @@
           </w:tcPr>
           <w:p>
             <w:r>
-              <w:t>2,197</w:t>
+              <w:t>2,195</w:t>
             </w:r>
           </w:p>
         </w:tc>
@@ -1766,7 +1766,7 @@
           </w:tcPr>
           <w:p>
             <w:r>
-              <w:t>4,341</w:t>
+              <w:t>4,335</w:t>
             </w:r>
           </w:p>
         </w:tc>
@@ -1776,7 +1776,7 @@
           </w:tcPr>
           <w:p>
             <w:r>
-              <w:t>7.4</w:t>
+              <w:t>7.5</w:t>
             </w:r>
           </w:p>
         </w:tc>
@@ -1808,7 +1808,7 @@
           </w:tcPr>
           <w:p>
             <w:r>
-              <w:t>0,200</w:t>
+              <w:t>0,187</w:t>
             </w:r>
           </w:p>
         </w:tc>
@@ -1818,7 +1818,7 @@
           </w:tcPr>
           <w:p>
             <w:r>
-              <w:t>2,381</w:t>
+              <w:t>2,370</w:t>
             </w:r>
           </w:p>
         </w:tc>
@@ -1828,7 +1828,7 @@
           </w:tcPr>
           <w:p>
             <w:r>
-              <w:t>4,016</w:t>
+              <w:t>4,088</w:t>
             </w:r>
           </w:p>
         </w:tc>
@@ -1870,7 +1870,7 @@
           </w:tcPr>
           <w:p>
             <w:r>
-              <w:t>0,504</w:t>
+              <w:t>0,508</w:t>
             </w:r>
           </w:p>
         </w:tc>
@@ -1880,7 +1880,7 @@
           </w:tcPr>
           <w:p>
             <w:r>
-              <w:t>2,549</w:t>
+              <w:t>2,562</w:t>
             </w:r>
           </w:p>
         </w:tc>
@@ -1890,7 +1890,7 @@
           </w:tcPr>
           <w:p>
             <w:r>
-              <w:t>4,479</w:t>
+              <w:t>4,449</w:t>
             </w:r>
           </w:p>
         </w:tc>
@@ -1900,7 +1900,7 @@
           </w:tcPr>
           <w:p>
             <w:r>
-              <w:t>8.1</w:t>
+              <w:t>8.0</w:t>
             </w:r>
           </w:p>
         </w:tc>
@@ -1932,7 +1932,7 @@
           </w:tcPr>
           <w:p>
             <w:r>
-              <w:t>0,982</w:t>
+              <w:t>0,978</w:t>
             </w:r>
           </w:p>
         </w:tc>
@@ -1942,7 +1942,7 @@
           </w:tcPr>
           <w:p>
             <w:r>
-              <w:t>2,628</w:t>
+              <w:t>2,591</w:t>
             </w:r>
           </w:p>
         </w:tc>
@@ -1952,7 +1952,7 @@
           </w:tcPr>
           <w:p>
             <w:r>
-              <w:t>4,372</w:t>
+              <w:t>4,394</w:t>
             </w:r>
           </w:p>
         </w:tc>
@@ -1962,7 +1962,7 @@
           </w:tcPr>
           <w:p>
             <w:r>
-              <w:t>8.1 ❄</w:t>
+              <w:t>8.0 ❄</w:t>
             </w:r>
           </w:p>
         </w:tc>
@@ -1994,7 +1994,7 @@
           </w:tcPr>
           <w:p>
             <w:r>
-              <w:t>0,847</w:t>
+              <w:t>0,892</w:t>
             </w:r>
           </w:p>
         </w:tc>
@@ -2004,7 +2004,7 @@
           </w:tcPr>
           <w:p>
             <w:r>
-              <w:t>2,771</w:t>
+              <w:t>2,692</w:t>
             </w:r>
           </w:p>
         </w:tc>
@@ -2014,7 +2014,7 @@
           </w:tcPr>
           <w:p>
             <w:r>
-              <w:t>4,678</w:t>
+              <w:t>4,652</w:t>
             </w:r>
           </w:p>
         </w:tc>
@@ -2024,7 +2024,7 @@
           </w:tcPr>
           <w:p>
             <w:r>
-              <w:t>8.1 ❄</w:t>
+              <w:t>8.0 ❄</w:t>
             </w:r>
           </w:p>
         </w:tc>
@@ -2056,7 +2056,7 @@
           </w:tcPr>
           <w:p>
             <w:r>
-              <w:t>1,073</w:t>
+              <w:t>1,067</w:t>
             </w:r>
           </w:p>
         </w:tc>
@@ -2066,7 +2066,7 @@
           </w:tcPr>
           <w:p>
             <w:r>
-              <w:t>2,970</w:t>
+              <w:t>2,979</w:t>
             </w:r>
           </w:p>
         </w:tc>
@@ -2076,7 +2076,7 @@
           </w:tcPr>
           <w:p>
             <w:r>
-              <w:t>4,721</w:t>
+              <w:t>4,706</w:t>
             </w:r>
           </w:p>
         </w:tc>
@@ -2118,7 +2118,7 @@
           </w:tcPr>
           <w:p>
             <w:r>
-              <w:t>1,144</w:t>
+              <w:t>1,150</w:t>
             </w:r>
           </w:p>
         </w:tc>
@@ -2128,7 +2128,7 @@
           </w:tcPr>
           <w:p>
             <w:r>
-              <w:t>3,349</w:t>
+              <w:t>3,327</w:t>
             </w:r>
           </w:p>
         </w:tc>
@@ -2138,7 +2138,7 @@
           </w:tcPr>
           <w:p>
             <w:r>
-              <w:t>4,712</w:t>
+              <w:t>4,717</w:t>
             </w:r>
           </w:p>
         </w:tc>
@@ -2180,7 +2180,7 @@
           </w:tcPr>
           <w:p>
             <w:r>
-              <w:t>2,090</w:t>
+              <w:t>2,120</w:t>
             </w:r>
           </w:p>
         </w:tc>
@@ -2190,7 +2190,7 @@
           </w:tcPr>
           <w:p>
             <w:r>
-              <w:t>3,871</w:t>
+              <w:t>3,872</w:t>
             </w:r>
           </w:p>
         </w:tc>
@@ -2200,7 +2200,7 @@
           </w:tcPr>
           <w:p>
             <w:r>
-              <w:t>4,955</w:t>
+              <w:t>4,958</w:t>
             </w:r>
           </w:p>
         </w:tc>
@@ -2210,7 +2210,7 @@
           </w:tcPr>
           <w:p>
             <w:r>
-              <w:t>9.7 ❄</w:t>
+              <w:t>9.6 ❄</w:t>
             </w:r>
           </w:p>
         </w:tc>
@@ -2242,7 +2242,7 @@
           </w:tcPr>
           <w:p>
             <w:r>
-              <w:t>2,016</w:t>
+              <w:t>1,995</w:t>
             </w:r>
           </w:p>
         </w:tc>
@@ -2252,7 +2252,7 @@
           </w:tcPr>
           <w:p>
             <w:r>
-              <w:t>3,792</w:t>
+              <w:t>3,738</w:t>
             </w:r>
           </w:p>
         </w:tc>
@@ -2272,7 +2272,7 @@
           </w:tcPr>
           <w:p>
             <w:r>
-              <w:t>9.6 ❄</w:t>
+              <w:t>9.5 ❄</w:t>
             </w:r>
           </w:p>
         </w:tc>
@@ -2304,7 +2304,7 @@
           </w:tcPr>
           <w:p>
             <w:r>
-              <w:t>2,320</w:t>
+              <w:t>2,301</w:t>
             </w:r>
           </w:p>
         </w:tc>
@@ -2314,7 +2314,7 @@
           </w:tcPr>
           <w:p>
             <w:r>
-              <w:t>3,850</w:t>
+              <w:t>3,820</w:t>
             </w:r>
           </w:p>
         </w:tc>
@@ -2324,7 +2324,7 @@
           </w:tcPr>
           <w:p>
             <w:r>
-              <w:t>4,933</w:t>
+              <w:t>4,935</w:t>
             </w:r>
           </w:p>
         </w:tc>
@@ -2366,7 +2366,7 @@
           </w:tcPr>
           <w:p>
             <w:r>
-              <w:t>1,885</w:t>
+              <w:t>1,888</w:t>
             </w:r>
           </w:p>
         </w:tc>
@@ -2376,7 +2376,7 @@
           </w:tcPr>
           <w:p>
             <w:r>
-              <w:t>3,779</w:t>
+              <w:t>3,740</w:t>
             </w:r>
           </w:p>
         </w:tc>
@@ -2386,7 +2386,7 @@
           </w:tcPr>
           <w:p>
             <w:r>
-              <w:t>4,946</w:t>
+              <w:t>4,947</w:t>
             </w:r>
           </w:p>
         </w:tc>
@@ -2396,7 +2396,7 @@
           </w:tcPr>
           <w:p>
             <w:r>
-              <w:t>9.5 ❄</w:t>
+              <w:t>9.4 ❄</w:t>
             </w:r>
           </w:p>
         </w:tc>
@@ -2431,7 +2431,7 @@
         <w:pStyle w:val="ListBullet"/>
       </w:pPr>
       <w:r>
-        <w:t>резкий рост на 3.21 МВт за 3 ч к 00:00</w:t>
+        <w:t>резкий рост на 3.25 МВт за 3 ч к 00:00</w:t>
       </w:r>
     </w:p>
     <w:p>
@@ -2439,7 +2439,7 @@
         <w:pStyle w:val="ListBullet"/>
       </w:pPr>
       <w:r>
-        <w:t>резкий спад на 2.31 МВт за 3 ч к 09:00</w:t>
+        <w:t>резкий спад на 2.36 МВт за 3 ч к 09:00</w:t>
       </w:r>
     </w:p>
     <w:p>
@@ -2447,7 +2447,7 @@
         <w:pStyle w:val="ListBullet"/>
       </w:pPr>
       <w:r>
-        <w:t>низкая уверенность в 22 ч (коридор P10–P90 шире 45% установленной мощности)</w:t>
+        <w:t>низкая уверенность в 23 ч (коридор P10–P90 шире 45% установленной мощности)</w:t>
       </w:r>
     </w:p>
     <w:p>
@@ -2576,7 +2576,7 @@
           </w:tcPr>
           <w:p>
             <w:r>
-              <w:t>0,515</w:t>
+              <w:t>0,510</w:t>
             </w:r>
           </w:p>
         </w:tc>
@@ -2586,7 +2586,7 @@
           </w:tcPr>
           <w:p>
             <w:r>
-              <w:t>4,235 → 4,750</w:t>
+              <w:t>4,240 → 4,750</w:t>
             </w:r>
           </w:p>
         </w:tc>
@@ -2638,7 +2638,7 @@
           </w:tcPr>
           <w:p>
             <w:r>
-              <w:t>1,172</w:t>
+              <w:t>1,231</w:t>
             </w:r>
           </w:p>
         </w:tc>
@@ -2648,7 +2648,7 @@
           </w:tcPr>
           <w:p>
             <w:r>
-              <w:t>3,256 → 4,428</w:t>
+              <w:t>3,226 → 4,457</w:t>
             </w:r>
           </w:p>
         </w:tc>
@@ -2700,7 +2700,7 @@
           </w:tcPr>
           <w:p>
             <w:r>
-              <w:t>0,887</w:t>
+              <w:t>0,940</w:t>
             </w:r>
           </w:p>
         </w:tc>
@@ -2710,7 +2710,7 @@
           </w:tcPr>
           <w:p>
             <w:r>
-              <w:t>2,004 → 2,891</w:t>
+              <w:t>1,993 → 2,933</w:t>
             </w:r>
           </w:p>
         </w:tc>
@@ -2721,6 +2721,68 @@
           <w:p>
             <w:r>
               <w:t>26.02 05:00</w:t>
+            </w:r>
+          </w:p>
+        </w:tc>
+      </w:tr>
+      <w:tr>
+        <w:tc>
+          <w:tcPr>
+            <w:tcW w:type="dxa" w:w="1440"/>
+          </w:tcPr>
+          <w:p>
+            <w:r>
+              <w:t>25.02 17:00</w:t>
+            </w:r>
+          </w:p>
+        </w:tc>
+        <w:tc>
+          <w:tcPr>
+            <w:tcW w:type="dxa" w:w="1440"/>
+          </w:tcPr>
+          <w:p>
+            <w:r>
+              <w:t>12:00</w:t>
+            </w:r>
+          </w:p>
+        </w:tc>
+        <w:tc>
+          <w:tcPr>
+            <w:tcW w:type="dxa" w:w="1440"/>
+          </w:tcPr>
+          <w:p>
+            <w:r>
+              <w:t>вниз</w:t>
+            </w:r>
+          </w:p>
+        </w:tc>
+        <w:tc>
+          <w:tcPr>
+            <w:tcW w:type="dxa" w:w="1440"/>
+          </w:tcPr>
+          <w:p>
+            <w:r>
+              <w:t>0,518</w:t>
+            </w:r>
+          </w:p>
+        </w:tc>
+        <w:tc>
+          <w:tcPr>
+            <w:tcW w:type="dxa" w:w="1440"/>
+          </w:tcPr>
+          <w:p>
+            <w:r>
+              <w:t>1,769 → 1,251</w:t>
+            </w:r>
+          </w:p>
+        </w:tc>
+        <w:tc>
+          <w:tcPr>
+            <w:tcW w:type="dxa" w:w="1440"/>
+          </w:tcPr>
+          <w:p>
+            <w:r>
+              <w:t>26.02 09:00</w:t>
             </w:r>
           </w:p>
         </w:tc>
@@ -2762,7 +2824,7 @@
           </w:tcPr>
           <w:p>
             <w:r>
-              <w:t>0,641</w:t>
+              <w:t>0,614</w:t>
             </w:r>
           </w:p>
         </w:tc>
@@ -2772,7 +2834,7 @@
           </w:tcPr>
           <w:p>
             <w:r>
-              <w:t>0,914 → 0,273</w:t>
+              <w:t>0,881 → 0,267</w:t>
             </w:r>
           </w:p>
         </w:tc>
@@ -2783,68 +2845,6 @@
           <w:p>
             <w:r>
               <w:t>26.02 07:00</w:t>
-            </w:r>
-          </w:p>
-        </w:tc>
-      </w:tr>
-      <w:tr>
-        <w:tc>
-          <w:tcPr>
-            <w:tcW w:type="dxa" w:w="1440"/>
-          </w:tcPr>
-          <w:p>
-            <w:r>
-              <w:t>25.02 23:00</w:t>
-            </w:r>
-          </w:p>
-        </w:tc>
-        <w:tc>
-          <w:tcPr>
-            <w:tcW w:type="dxa" w:w="1440"/>
-          </w:tcPr>
-          <w:p>
-            <w:r>
-              <w:t>12:00</w:t>
-            </w:r>
-          </w:p>
-        </w:tc>
-        <w:tc>
-          <w:tcPr>
-            <w:tcW w:type="dxa" w:w="1440"/>
-          </w:tcPr>
-          <w:p>
-            <w:r>
-              <w:t>вниз</w:t>
-            </w:r>
-          </w:p>
-        </w:tc>
-        <w:tc>
-          <w:tcPr>
-            <w:tcW w:type="dxa" w:w="1440"/>
-          </w:tcPr>
-          <w:p>
-            <w:r>
-              <w:t>0,585</w:t>
-            </w:r>
-          </w:p>
-        </w:tc>
-        <w:tc>
-          <w:tcPr>
-            <w:tcW w:type="dxa" w:w="1440"/>
-          </w:tcPr>
-          <w:p>
-            <w:r>
-              <w:t>1,746 → 1,161</w:t>
-            </w:r>
-          </w:p>
-        </w:tc>
-        <w:tc>
-          <w:tcPr>
-            <w:tcW w:type="dxa" w:w="1440"/>
-          </w:tcPr>
-          <w:p>
-            <w:r>
-              <w:t>26.02 09:00</w:t>
             </w:r>
           </w:p>
         </w:tc>
@@ -2886,7 +2886,7 @@
           </w:tcPr>
           <w:p>
             <w:r>
-              <w:t>0,814</w:t>
+              <w:t>0,815</w:t>
             </w:r>
           </w:p>
         </w:tc>
@@ -2896,7 +2896,7 @@
           </w:tcPr>
           <w:p>
             <w:r>
-              <w:t>1,571 → 2,385</w:t>
+              <w:t>1,597 → 2,412</w:t>
             </w:r>
           </w:p>
         </w:tc>
@@ -2948,7 +2948,7 @@
           </w:tcPr>
           <w:p>
             <w:r>
-              <w:t>0,588</w:t>
+              <w:t>0,651</w:t>
             </w:r>
           </w:p>
         </w:tc>
@@ -2958,7 +2958,7 @@
           </w:tcPr>
           <w:p>
             <w:r>
-              <w:t>2,970 → 3,558</w:t>
+              <w:t>2,979 → 3,630</w:t>
             </w:r>
           </w:p>
         </w:tc>

--- a/artifacts/bids/2026-02-26/zayavka_2026-02-26.docx
+++ b/artifacts/bids/2026-02-26/zayavka_2026-02-26.docx
@@ -254,7 +254,7 @@
               <w:jc w:val="right"/>
             </w:pPr>
             <w:r>
-              <w:t>3,925</w:t>
+              <w:t>4,152</w:t>
             </w:r>
           </w:p>
         </w:tc>
@@ -277,7 +277,7 @@
               <w:jc w:val="right"/>
             </w:pPr>
             <w:r>
-              <w:t>1,597</w:t>
+              <w:t>1,634</w:t>
             </w:r>
           </w:p>
         </w:tc>
@@ -302,7 +302,7 @@
               <w:jc w:val="right"/>
             </w:pPr>
             <w:r>
-              <w:t>4,062</w:t>
+              <w:t>4,207</w:t>
             </w:r>
           </w:p>
         </w:tc>
@@ -325,7 +325,7 @@
               <w:jc w:val="right"/>
             </w:pPr>
             <w:r>
-              <w:t>2,195</w:t>
+              <w:t>2,228</w:t>
             </w:r>
           </w:p>
         </w:tc>
@@ -350,7 +350,7 @@
               <w:jc w:val="right"/>
             </w:pPr>
             <w:r>
-              <w:t>4,528</w:t>
+              <w:t>4,645</w:t>
             </w:r>
           </w:p>
         </w:tc>
@@ -373,7 +373,7 @@
               <w:jc w:val="right"/>
             </w:pPr>
             <w:r>
-              <w:t>2,370</w:t>
+              <w:t>2,359</w:t>
             </w:r>
           </w:p>
         </w:tc>
@@ -398,7 +398,7 @@
               <w:jc w:val="right"/>
             </w:pPr>
             <w:r>
-              <w:t>4,342</w:t>
+              <w:t>4,404</w:t>
             </w:r>
           </w:p>
         </w:tc>
@@ -421,7 +421,7 @@
               <w:jc w:val="right"/>
             </w:pPr>
             <w:r>
-              <w:t>2,562</w:t>
+              <w:t>2,572</w:t>
             </w:r>
           </w:p>
         </w:tc>
@@ -446,7 +446,7 @@
               <w:jc w:val="right"/>
             </w:pPr>
             <w:r>
-              <w:t>4,240</w:t>
+              <w:t>4,364</w:t>
             </w:r>
           </w:p>
         </w:tc>
@@ -469,7 +469,7 @@
               <w:jc w:val="right"/>
             </w:pPr>
             <w:r>
-              <w:t>2,591</w:t>
+              <w:t>2,462</w:t>
             </w:r>
           </w:p>
         </w:tc>
@@ -494,7 +494,7 @@
               <w:jc w:val="right"/>
             </w:pPr>
             <w:r>
-              <w:t>3,226</w:t>
+              <w:t>3,199</w:t>
             </w:r>
           </w:p>
         </w:tc>
@@ -517,7 +517,7 @@
               <w:jc w:val="right"/>
             </w:pPr>
             <w:r>
-              <w:t>2,692</w:t>
+              <w:t>2,598</w:t>
             </w:r>
           </w:p>
         </w:tc>
@@ -542,7 +542,7 @@
               <w:jc w:val="right"/>
             </w:pPr>
             <w:r>
-              <w:t>3,247</w:t>
+              <w:t>3,425</w:t>
             </w:r>
           </w:p>
         </w:tc>
@@ -565,7 +565,7 @@
               <w:jc w:val="right"/>
             </w:pPr>
             <w:r>
-              <w:t>2,979</w:t>
+              <w:t>2,891</w:t>
             </w:r>
           </w:p>
         </w:tc>
@@ -590,7 +590,7 @@
               <w:jc w:val="right"/>
             </w:pPr>
             <w:r>
-              <w:t>1,993</w:t>
+              <w:t>2,085</w:t>
             </w:r>
           </w:p>
         </w:tc>
@@ -613,7 +613,7 @@
               <w:jc w:val="right"/>
             </w:pPr>
             <w:r>
-              <w:t>3,327</w:t>
+              <w:t>3,371</w:t>
             </w:r>
           </w:p>
         </w:tc>
@@ -638,7 +638,7 @@
               <w:jc w:val="right"/>
             </w:pPr>
             <w:r>
-              <w:t>1,609</w:t>
+              <w:t>1,524</w:t>
             </w:r>
           </w:p>
         </w:tc>
@@ -661,7 +661,7 @@
               <w:jc w:val="right"/>
             </w:pPr>
             <w:r>
-              <w:t>3,872</w:t>
+              <w:t>3,907</w:t>
             </w:r>
           </w:p>
         </w:tc>
@@ -686,7 +686,7 @@
               <w:jc w:val="right"/>
             </w:pPr>
             <w:r>
-              <w:t>0,881</w:t>
+              <w:t>0,783</w:t>
             </w:r>
           </w:p>
         </w:tc>
@@ -709,7 +709,7 @@
               <w:jc w:val="right"/>
             </w:pPr>
             <w:r>
-              <w:t>3,738</w:t>
+              <w:t>3,688</w:t>
             </w:r>
           </w:p>
         </w:tc>
@@ -734,7 +734,7 @@
               <w:jc w:val="right"/>
             </w:pPr>
             <w:r>
-              <w:t>1,262</w:t>
+              <w:t>1,216</w:t>
             </w:r>
           </w:p>
         </w:tc>
@@ -757,7 +757,7 @@
               <w:jc w:val="right"/>
             </w:pPr>
             <w:r>
-              <w:t>3,820</w:t>
+              <w:t>3,801</w:t>
             </w:r>
           </w:p>
         </w:tc>
@@ -782,7 +782,7 @@
               <w:jc w:val="right"/>
             </w:pPr>
             <w:r>
-              <w:t>1,769</w:t>
+              <w:t>1,768</w:t>
             </w:r>
           </w:p>
         </w:tc>
@@ -805,7 +805,7 @@
               <w:jc w:val="right"/>
             </w:pPr>
             <w:r>
-              <w:t>3,740</w:t>
+              <w:t>3,782</w:t>
             </w:r>
           </w:p>
         </w:tc>
@@ -821,7 +821,7 @@
         <w:rPr>
           <w:b/>
         </w:rPr>
-        <w:t>Итого за сутки: 70,567 МВт·ч.</w:t>
+        <w:t>Итого за сутки: 71,065 МВт·ч.</w:t>
       </w:r>
     </w:p>
     <w:p>
@@ -834,7 +834,7 @@
     </w:p>
     <w:p>
       <w:r>
-        <w:t>Прогноз 71bca9b7ff00, сформирован 25.02.2026 05:00 (Астана); модель windcast-0.1.0-cascade+direct; погода: Open-Meteo Previous Runs: ECMWF IFS, ECMWF AIFS, ICON, GFS, UKMO, GEM, CMA, выпуск 2026-02-24 18:00:00 UTC.</w:t>
+        <w:t>Прогноз 2eec17fd3edf, сформирован 25.02.2026 05:00 (Астана); модель windcast-0.1.0-cascade+cqr; погода: Open-Meteo Previous Runs: ECMWF IFS, ECMWF AIFS, ICON, GFS, UKMO, GEM, CMA, выпуск 2026-02-24 18:00:00 UTC.</w:t>
       </w:r>
     </w:p>
     <w:tbl>
@@ -940,7 +940,7 @@
           </w:tcPr>
           <w:p>
             <w:r>
-              <w:t>0,972</w:t>
+              <w:t>0,906</w:t>
             </w:r>
           </w:p>
         </w:tc>
@@ -950,7 +950,7 @@
           </w:tcPr>
           <w:p>
             <w:r>
-              <w:t>3,925</w:t>
+              <w:t>4,152</w:t>
             </w:r>
           </w:p>
         </w:tc>
@@ -960,7 +960,7 @@
           </w:tcPr>
           <w:p>
             <w:r>
-              <w:t>4,984</w:t>
+              <w:t>5,000</w:t>
             </w:r>
           </w:p>
         </w:tc>
@@ -1002,7 +1002,7 @@
           </w:tcPr>
           <w:p>
             <w:r>
-              <w:t>1,692</w:t>
+              <w:t>1,620</w:t>
             </w:r>
           </w:p>
         </w:tc>
@@ -1012,7 +1012,7 @@
           </w:tcPr>
           <w:p>
             <w:r>
-              <w:t>4,062</w:t>
+              <w:t>4,207</w:t>
             </w:r>
           </w:p>
         </w:tc>
@@ -1022,7 +1022,7 @@
           </w:tcPr>
           <w:p>
             <w:r>
-              <w:t>4,970</w:t>
+              <w:t>4,986</w:t>
             </w:r>
           </w:p>
         </w:tc>
@@ -1064,7 +1064,7 @@
           </w:tcPr>
           <w:p>
             <w:r>
-              <w:t>2,712</w:t>
+              <w:t>2,751</w:t>
             </w:r>
           </w:p>
         </w:tc>
@@ -1074,7 +1074,7 @@
           </w:tcPr>
           <w:p>
             <w:r>
-              <w:t>4,528</w:t>
+              <w:t>4,645</w:t>
             </w:r>
           </w:p>
         </w:tc>
@@ -1084,7 +1084,7 @@
           </w:tcPr>
           <w:p>
             <w:r>
-              <w:t>4,979</w:t>
+              <w:t>4,984</w:t>
             </w:r>
           </w:p>
         </w:tc>
@@ -1126,7 +1126,7 @@
           </w:tcPr>
           <w:p>
             <w:r>
-              <w:t>2,812</w:t>
+              <w:t>2,854</w:t>
             </w:r>
           </w:p>
         </w:tc>
@@ -1136,7 +1136,7 @@
           </w:tcPr>
           <w:p>
             <w:r>
-              <w:t>4,342</w:t>
+              <w:t>4,404</w:t>
             </w:r>
           </w:p>
         </w:tc>
@@ -1146,7 +1146,7 @@
           </w:tcPr>
           <w:p>
             <w:r>
-              <w:t>4,988</w:t>
+              <w:t>4,995</w:t>
             </w:r>
           </w:p>
         </w:tc>
@@ -1188,7 +1188,7 @@
           </w:tcPr>
           <w:p>
             <w:r>
-              <w:t>2,127</w:t>
+              <w:t>2,003</w:t>
             </w:r>
           </w:p>
         </w:tc>
@@ -1198,7 +1198,7 @@
           </w:tcPr>
           <w:p>
             <w:r>
-              <w:t>4,240</w:t>
+              <w:t>4,364</w:t>
             </w:r>
           </w:p>
         </w:tc>
@@ -1208,7 +1208,7 @@
           </w:tcPr>
           <w:p>
             <w:r>
-              <w:t>4,984</w:t>
+              <w:t>5,000</w:t>
             </w:r>
           </w:p>
         </w:tc>
@@ -1250,7 +1250,7 @@
           </w:tcPr>
           <w:p>
             <w:r>
-              <w:t>1,403</w:t>
+              <w:t>1,337</w:t>
             </w:r>
           </w:p>
         </w:tc>
@@ -1260,7 +1260,7 @@
           </w:tcPr>
           <w:p>
             <w:r>
-              <w:t>3,226</w:t>
+              <w:t>3,199</w:t>
             </w:r>
           </w:p>
         </w:tc>
@@ -1270,7 +1270,7 @@
           </w:tcPr>
           <w:p>
             <w:r>
-              <w:t>4,928</w:t>
+              <w:t>5,000</w:t>
             </w:r>
           </w:p>
         </w:tc>
@@ -1312,7 +1312,7 @@
           </w:tcPr>
           <w:p>
             <w:r>
-              <w:t>0,535</w:t>
+              <w:t>0,451</w:t>
             </w:r>
           </w:p>
         </w:tc>
@@ -1322,7 +1322,7 @@
           </w:tcPr>
           <w:p>
             <w:r>
-              <w:t>3,247</w:t>
+              <w:t>3,425</w:t>
             </w:r>
           </w:p>
         </w:tc>
@@ -1332,7 +1332,7 @@
           </w:tcPr>
           <w:p>
             <w:r>
-              <w:t>4,916</w:t>
+              <w:t>4,986</w:t>
             </w:r>
           </w:p>
         </w:tc>
@@ -1374,7 +1374,7 @@
           </w:tcPr>
           <w:p>
             <w:r>
-              <w:t>0,137</w:t>
+              <w:t>0,054</w:t>
             </w:r>
           </w:p>
         </w:tc>
@@ -1384,7 +1384,7 @@
           </w:tcPr>
           <w:p>
             <w:r>
-              <w:t>1,993</w:t>
+              <w:t>2,085</w:t>
             </w:r>
           </w:p>
         </w:tc>
@@ -1394,7 +1394,7 @@
           </w:tcPr>
           <w:p>
             <w:r>
-              <w:t>4,681</w:t>
+              <w:t>4,777</w:t>
             </w:r>
           </w:p>
         </w:tc>
@@ -1436,7 +1436,7 @@
           </w:tcPr>
           <w:p>
             <w:r>
-              <w:t>0,098</w:t>
+              <w:t>0,038</w:t>
             </w:r>
           </w:p>
         </w:tc>
@@ -1446,7 +1446,7 @@
           </w:tcPr>
           <w:p>
             <w:r>
-              <w:t>1,609</w:t>
+              <w:t>1,524</w:t>
             </w:r>
           </w:p>
         </w:tc>
@@ -1456,7 +1456,7 @@
           </w:tcPr>
           <w:p>
             <w:r>
-              <w:t>4,743</w:t>
+              <w:t>4,816</w:t>
             </w:r>
           </w:p>
         </w:tc>
@@ -1498,7 +1498,7 @@
           </w:tcPr>
           <w:p>
             <w:r>
-              <w:t>0,035</w:t>
+              <w:t>0,004</w:t>
             </w:r>
           </w:p>
         </w:tc>
@@ -1508,7 +1508,7 @@
           </w:tcPr>
           <w:p>
             <w:r>
-              <w:t>0,881</w:t>
+              <w:t>0,783</w:t>
             </w:r>
           </w:p>
         </w:tc>
@@ -1518,7 +1518,7 @@
           </w:tcPr>
           <w:p>
             <w:r>
-              <w:t>4,466</w:t>
+              <w:t>4,558</w:t>
             </w:r>
           </w:p>
         </w:tc>
@@ -1560,7 +1560,7 @@
           </w:tcPr>
           <w:p>
             <w:r>
-              <w:t>0,049</w:t>
+              <w:t>0,000</w:t>
             </w:r>
           </w:p>
         </w:tc>
@@ -1570,7 +1570,7 @@
           </w:tcPr>
           <w:p>
             <w:r>
-              <w:t>1,262</w:t>
+              <w:t>1,216</w:t>
             </w:r>
           </w:p>
         </w:tc>
@@ -1580,7 +1580,7 @@
           </w:tcPr>
           <w:p>
             <w:r>
-              <w:t>4,010</w:t>
+              <w:t>4,079</w:t>
             </w:r>
           </w:p>
         </w:tc>
@@ -1622,7 +1622,7 @@
           </w:tcPr>
           <w:p>
             <w:r>
-              <w:t>0,181</w:t>
+              <w:t>0,075</w:t>
             </w:r>
           </w:p>
         </w:tc>
@@ -1632,7 +1632,7 @@
           </w:tcPr>
           <w:p>
             <w:r>
-              <w:t>1,769</w:t>
+              <w:t>1,768</w:t>
             </w:r>
           </w:p>
         </w:tc>
@@ -1642,7 +1642,7 @@
           </w:tcPr>
           <w:p>
             <w:r>
-              <w:t>4,478</w:t>
+              <w:t>4,550</w:t>
             </w:r>
           </w:p>
         </w:tc>
@@ -1684,7 +1684,7 @@
           </w:tcPr>
           <w:p>
             <w:r>
-              <w:t>0,091</w:t>
+              <w:t>0,004</w:t>
             </w:r>
           </w:p>
         </w:tc>
@@ -1694,7 +1694,7 @@
           </w:tcPr>
           <w:p>
             <w:r>
-              <w:t>1,597</w:t>
+              <w:t>1,634</w:t>
             </w:r>
           </w:p>
         </w:tc>
@@ -1704,7 +1704,7 @@
           </w:tcPr>
           <w:p>
             <w:r>
-              <w:t>4,490</w:t>
+              <w:t>4,587</w:t>
             </w:r>
           </w:p>
         </w:tc>
@@ -1746,7 +1746,7 @@
           </w:tcPr>
           <w:p>
             <w:r>
-              <w:t>0,134</w:t>
+              <w:t>0,036</w:t>
             </w:r>
           </w:p>
         </w:tc>
@@ -1756,7 +1756,7 @@
           </w:tcPr>
           <w:p>
             <w:r>
-              <w:t>2,195</w:t>
+              <w:t>2,228</w:t>
             </w:r>
           </w:p>
         </w:tc>
@@ -1766,7 +1766,7 @@
           </w:tcPr>
           <w:p>
             <w:r>
-              <w:t>4,335</w:t>
+              <w:t>4,401</w:t>
             </w:r>
           </w:p>
         </w:tc>
@@ -1808,7 +1808,7 @@
           </w:tcPr>
           <w:p>
             <w:r>
-              <w:t>0,187</w:t>
+              <w:t>0,081</w:t>
             </w:r>
           </w:p>
         </w:tc>
@@ -1818,7 +1818,7 @@
           </w:tcPr>
           <w:p>
             <w:r>
-              <w:t>2,370</w:t>
+              <w:t>2,359</w:t>
             </w:r>
           </w:p>
         </w:tc>
@@ -1828,7 +1828,7 @@
           </w:tcPr>
           <w:p>
             <w:r>
-              <w:t>4,088</w:t>
+              <w:t>4,108</w:t>
             </w:r>
           </w:p>
         </w:tc>
@@ -1870,7 +1870,7 @@
           </w:tcPr>
           <w:p>
             <w:r>
-              <w:t>0,508</w:t>
+              <w:t>0,444</w:t>
             </w:r>
           </w:p>
         </w:tc>
@@ -1880,7 +1880,7 @@
           </w:tcPr>
           <w:p>
             <w:r>
-              <w:t>2,562</w:t>
+              <w:t>2,572</w:t>
             </w:r>
           </w:p>
         </w:tc>
@@ -1890,7 +1890,7 @@
           </w:tcPr>
           <w:p>
             <w:r>
-              <w:t>4,449</w:t>
+              <w:t>4,476</w:t>
             </w:r>
           </w:p>
         </w:tc>
@@ -1932,7 +1932,7 @@
           </w:tcPr>
           <w:p>
             <w:r>
-              <w:t>0,978</w:t>
+              <w:t>0,935</w:t>
             </w:r>
           </w:p>
         </w:tc>
@@ -1942,7 +1942,7 @@
           </w:tcPr>
           <w:p>
             <w:r>
-              <w:t>2,591</w:t>
+              <w:t>2,462</w:t>
             </w:r>
           </w:p>
         </w:tc>
@@ -1952,7 +1952,7 @@
           </w:tcPr>
           <w:p>
             <w:r>
-              <w:t>4,394</w:t>
+              <w:t>4,436</w:t>
             </w:r>
           </w:p>
         </w:tc>
@@ -1994,7 +1994,7 @@
           </w:tcPr>
           <w:p>
             <w:r>
-              <w:t>0,892</w:t>
+              <w:t>0,819</w:t>
             </w:r>
           </w:p>
         </w:tc>
@@ -2004,7 +2004,7 @@
           </w:tcPr>
           <w:p>
             <w:r>
-              <w:t>2,692</w:t>
+              <w:t>2,598</w:t>
             </w:r>
           </w:p>
         </w:tc>
@@ -2014,7 +2014,7 @@
           </w:tcPr>
           <w:p>
             <w:r>
-              <w:t>4,652</w:t>
+              <w:t>4,716</w:t>
             </w:r>
           </w:p>
         </w:tc>
@@ -2056,7 +2056,7 @@
           </w:tcPr>
           <w:p>
             <w:r>
-              <w:t>1,067</w:t>
+              <w:t>1,040</w:t>
             </w:r>
           </w:p>
         </w:tc>
@@ -2066,7 +2066,7 @@
           </w:tcPr>
           <w:p>
             <w:r>
-              <w:t>2,979</w:t>
+              <w:t>2,891</w:t>
             </w:r>
           </w:p>
         </w:tc>
@@ -2076,7 +2076,7 @@
           </w:tcPr>
           <w:p>
             <w:r>
-              <w:t>4,706</w:t>
+              <w:t>4,776</w:t>
             </w:r>
           </w:p>
         </w:tc>
@@ -2118,7 +2118,7 @@
           </w:tcPr>
           <w:p>
             <w:r>
-              <w:t>1,150</w:t>
+              <w:t>1,131</w:t>
             </w:r>
           </w:p>
         </w:tc>
@@ -2128,7 +2128,7 @@
           </w:tcPr>
           <w:p>
             <w:r>
-              <w:t>3,327</w:t>
+              <w:t>3,371</w:t>
             </w:r>
           </w:p>
         </w:tc>
@@ -2138,7 +2138,7 @@
           </w:tcPr>
           <w:p>
             <w:r>
-              <w:t>4,717</w:t>
+              <w:t>4,769</w:t>
             </w:r>
           </w:p>
         </w:tc>
@@ -2180,7 +2180,7 @@
           </w:tcPr>
           <w:p>
             <w:r>
-              <w:t>2,120</w:t>
+              <w:t>2,212</w:t>
             </w:r>
           </w:p>
         </w:tc>
@@ -2190,7 +2190,7 @@
           </w:tcPr>
           <w:p>
             <w:r>
-              <w:t>3,872</w:t>
+              <w:t>3,907</w:t>
             </w:r>
           </w:p>
         </w:tc>
@@ -2200,7 +2200,7 @@
           </w:tcPr>
           <w:p>
             <w:r>
-              <w:t>4,958</w:t>
+              <w:t>4,993</w:t>
             </w:r>
           </w:p>
         </w:tc>
@@ -2242,7 +2242,7 @@
           </w:tcPr>
           <w:p>
             <w:r>
-              <w:t>1,995</w:t>
+              <w:t>2,022</w:t>
             </w:r>
           </w:p>
         </w:tc>
@@ -2252,7 +2252,7 @@
           </w:tcPr>
           <w:p>
             <w:r>
-              <w:t>3,738</w:t>
+              <w:t>3,688</w:t>
             </w:r>
           </w:p>
         </w:tc>
@@ -2262,7 +2262,7 @@
           </w:tcPr>
           <w:p>
             <w:r>
-              <w:t>4,936</w:t>
+              <w:t>4,977</w:t>
             </w:r>
           </w:p>
         </w:tc>
@@ -2304,7 +2304,7 @@
           </w:tcPr>
           <w:p>
             <w:r>
-              <w:t>2,301</w:t>
+              <w:t>2,369</w:t>
             </w:r>
           </w:p>
         </w:tc>
@@ -2314,7 +2314,7 @@
           </w:tcPr>
           <w:p>
             <w:r>
-              <w:t>3,820</w:t>
+              <w:t>3,801</w:t>
             </w:r>
           </w:p>
         </w:tc>
@@ -2324,7 +2324,7 @@
           </w:tcPr>
           <w:p>
             <w:r>
-              <w:t>4,935</w:t>
+              <w:t>4,981</w:t>
             </w:r>
           </w:p>
         </w:tc>
@@ -2366,7 +2366,7 @@
           </w:tcPr>
           <w:p>
             <w:r>
-              <w:t>1,888</w:t>
+              <w:t>1,908</w:t>
             </w:r>
           </w:p>
         </w:tc>
@@ -2376,7 +2376,7 @@
           </w:tcPr>
           <w:p>
             <w:r>
-              <w:t>3,740</w:t>
+              <w:t>3,782</w:t>
             </w:r>
           </w:p>
         </w:tc>
@@ -2386,7 +2386,7 @@
           </w:tcPr>
           <w:p>
             <w:r>
-              <w:t>4,947</w:t>
+              <w:t>4,994</w:t>
             </w:r>
           </w:p>
         </w:tc>
@@ -2431,7 +2431,7 @@
         <w:pStyle w:val="ListBullet"/>
       </w:pPr>
       <w:r>
-        <w:t>резкий рост на 3.25 МВт за 3 ч к 00:00</w:t>
+        <w:t>резкий рост на 3.46 МВт за 3 ч к 00:00</w:t>
       </w:r>
     </w:p>
     <w:p>
@@ -2439,7 +2439,7 @@
         <w:pStyle w:val="ListBullet"/>
       </w:pPr>
       <w:r>
-        <w:t>резкий спад на 2.36 МВт за 3 ч к 09:00</w:t>
+        <w:t>резкий спад на 2.64 МВт за 3 ч к 09:00</w:t>
       </w:r>
     </w:p>
     <w:p>
@@ -2447,7 +2447,7 @@
         <w:pStyle w:val="ListBullet"/>
       </w:pPr>
       <w:r>
-        <w:t>низкая уверенность в 23 ч (коридор P10–P90 шире 45% установленной мощности)</w:t>
+        <w:t>низкая уверенность в 22 ч (коридор P10–P90 шире 45% установленной мощности)</w:t>
       </w:r>
     </w:p>
     <w:p>
@@ -2556,68 +2556,6 @@
           </w:tcPr>
           <w:p>
             <w:r>
-              <w:t>05:00</w:t>
-            </w:r>
-          </w:p>
-        </w:tc>
-        <w:tc>
-          <w:tcPr>
-            <w:tcW w:type="dxa" w:w="1440"/>
-          </w:tcPr>
-          <w:p>
-            <w:r>
-              <w:t>вверх</w:t>
-            </w:r>
-          </w:p>
-        </w:tc>
-        <w:tc>
-          <w:tcPr>
-            <w:tcW w:type="dxa" w:w="1440"/>
-          </w:tcPr>
-          <w:p>
-            <w:r>
-              <w:t>0,510</w:t>
-            </w:r>
-          </w:p>
-        </w:tc>
-        <w:tc>
-          <w:tcPr>
-            <w:tcW w:type="dxa" w:w="1440"/>
-          </w:tcPr>
-          <w:p>
-            <w:r>
-              <w:t>4,240 → 4,750</w:t>
-            </w:r>
-          </w:p>
-        </w:tc>
-        <w:tc>
-          <w:tcPr>
-            <w:tcW w:type="dxa" w:w="1440"/>
-          </w:tcPr>
-          <w:p>
-            <w:r>
-              <w:t>26.02 02:00</w:t>
-            </w:r>
-          </w:p>
-        </w:tc>
-      </w:tr>
-      <w:tr>
-        <w:tc>
-          <w:tcPr>
-            <w:tcW w:type="dxa" w:w="1440"/>
-          </w:tcPr>
-          <w:p>
-            <w:r>
-              <w:t>25.02 11:00</w:t>
-            </w:r>
-          </w:p>
-        </w:tc>
-        <w:tc>
-          <w:tcPr>
-            <w:tcW w:type="dxa" w:w="1440"/>
-          </w:tcPr>
-          <w:p>
-            <w:r>
               <w:t>06:00</w:t>
             </w:r>
           </w:p>
@@ -2638,7 +2576,7 @@
           </w:tcPr>
           <w:p>
             <w:r>
-              <w:t>1,231</w:t>
+              <w:t>1,260</w:t>
             </w:r>
           </w:p>
         </w:tc>
@@ -2648,7 +2586,7 @@
           </w:tcPr>
           <w:p>
             <w:r>
-              <w:t>3,226 → 4,457</w:t>
+              <w:t>3,199 → 4,459</w:t>
             </w:r>
           </w:p>
         </w:tc>
@@ -2659,6 +2597,68 @@
           <w:p>
             <w:r>
               <w:t>26.02 03:00</w:t>
+            </w:r>
+          </w:p>
+        </w:tc>
+      </w:tr>
+      <w:tr>
+        <w:tc>
+          <w:tcPr>
+            <w:tcW w:type="dxa" w:w="1440"/>
+          </w:tcPr>
+          <w:p>
+            <w:r>
+              <w:t>25.02 17:00</w:t>
+            </w:r>
+          </w:p>
+        </w:tc>
+        <w:tc>
+          <w:tcPr>
+            <w:tcW w:type="dxa" w:w="1440"/>
+          </w:tcPr>
+          <w:p>
+            <w:r>
+              <w:t>07:00</w:t>
+            </w:r>
+          </w:p>
+        </w:tc>
+        <w:tc>
+          <w:tcPr>
+            <w:tcW w:type="dxa" w:w="1440"/>
+          </w:tcPr>
+          <w:p>
+            <w:r>
+              <w:t>вниз</w:t>
+            </w:r>
+          </w:p>
+        </w:tc>
+        <w:tc>
+          <w:tcPr>
+            <w:tcW w:type="dxa" w:w="1440"/>
+          </w:tcPr>
+          <w:p>
+            <w:r>
+              <w:t>0,541</w:t>
+            </w:r>
+          </w:p>
+        </w:tc>
+        <w:tc>
+          <w:tcPr>
+            <w:tcW w:type="dxa" w:w="1440"/>
+          </w:tcPr>
+          <w:p>
+            <w:r>
+              <w:t>3,425 → 2,884</w:t>
+            </w:r>
+          </w:p>
+        </w:tc>
+        <w:tc>
+          <w:tcPr>
+            <w:tcW w:type="dxa" w:w="1440"/>
+          </w:tcPr>
+          <w:p>
+            <w:r>
+              <w:t>26.02 04:00</w:t>
             </w:r>
           </w:p>
         </w:tc>
@@ -2700,7 +2700,7 @@
           </w:tcPr>
           <w:p>
             <w:r>
-              <w:t>0,940</w:t>
+              <w:t>0,920</w:t>
             </w:r>
           </w:p>
         </w:tc>
@@ -2710,7 +2710,7 @@
           </w:tcPr>
           <w:p>
             <w:r>
-              <w:t>1,993 → 2,933</w:t>
+              <w:t>2,085 → 3,005</w:t>
             </w:r>
           </w:p>
         </w:tc>
@@ -2762,7 +2762,7 @@
           </w:tcPr>
           <w:p>
             <w:r>
-              <w:t>0,518</w:t>
+              <w:t>0,527</w:t>
             </w:r>
           </w:p>
         </w:tc>
@@ -2772,7 +2772,7 @@
           </w:tcPr>
           <w:p>
             <w:r>
-              <w:t>1,769 → 1,251</w:t>
+              <w:t>1,768 → 1,241</w:t>
             </w:r>
           </w:p>
         </w:tc>
@@ -2824,7 +2824,7 @@
           </w:tcPr>
           <w:p>
             <w:r>
-              <w:t>0,614</w:t>
+              <w:t>0,528</w:t>
             </w:r>
           </w:p>
         </w:tc>
@@ -2834,7 +2834,7 @@
           </w:tcPr>
           <w:p>
             <w:r>
-              <w:t>0,881 → 0,267</w:t>
+              <w:t>0,783 → 0,255</w:t>
             </w:r>
           </w:p>
         </w:tc>
@@ -2886,7 +2886,7 @@
           </w:tcPr>
           <w:p>
             <w:r>
-              <w:t>0,815</w:t>
+              <w:t>0,755</w:t>
             </w:r>
           </w:p>
         </w:tc>
@@ -2896,7 +2896,7 @@
           </w:tcPr>
           <w:p>
             <w:r>
-              <w:t>1,597 → 2,412</w:t>
+              <w:t>1,634 → 2,389</w:t>
             </w:r>
           </w:p>
         </w:tc>
@@ -2948,7 +2948,7 @@
           </w:tcPr>
           <w:p>
             <w:r>
-              <w:t>0,651</w:t>
+              <w:t>0,752</w:t>
             </w:r>
           </w:p>
         </w:tc>
@@ -2958,7 +2958,7 @@
           </w:tcPr>
           <w:p>
             <w:r>
-              <w:t>2,979 → 3,630</w:t>
+              <w:t>2,891 → 3,643</w:t>
             </w:r>
           </w:p>
         </w:tc>
@@ -2969,6 +2969,68 @@
           <w:p>
             <w:r>
               <w:t>26.02 16:00</w:t>
+            </w:r>
+          </w:p>
+        </w:tc>
+      </w:tr>
+      <w:tr>
+        <w:tc>
+          <w:tcPr>
+            <w:tcW w:type="dxa" w:w="1440"/>
+          </w:tcPr>
+          <w:p>
+            <w:r>
+              <w:t>26.02 11:00</w:t>
+            </w:r>
+          </w:p>
+        </w:tc>
+        <w:tc>
+          <w:tcPr>
+            <w:tcW w:type="dxa" w:w="1440"/>
+          </w:tcPr>
+          <w:p>
+            <w:r>
+              <w:t>18:00</w:t>
+            </w:r>
+          </w:p>
+        </w:tc>
+        <w:tc>
+          <w:tcPr>
+            <w:tcW w:type="dxa" w:w="1440"/>
+          </w:tcPr>
+          <w:p>
+            <w:r>
+              <w:t>вверх</w:t>
+            </w:r>
+          </w:p>
+        </w:tc>
+        <w:tc>
+          <w:tcPr>
+            <w:tcW w:type="dxa" w:w="1440"/>
+          </w:tcPr>
+          <w:p>
+            <w:r>
+              <w:t>0,517</w:t>
+            </w:r>
+          </w:p>
+        </w:tc>
+        <w:tc>
+          <w:tcPr>
+            <w:tcW w:type="dxa" w:w="1440"/>
+          </w:tcPr>
+          <w:p>
+            <w:r>
+              <w:t>2,598 → 3,115</w:t>
+            </w:r>
+          </w:p>
+        </w:tc>
+        <w:tc>
+          <w:tcPr>
+            <w:tcW w:type="dxa" w:w="1440"/>
+          </w:tcPr>
+          <w:p>
+            <w:r>
+              <w:t>26.02 15:00</w:t>
             </w:r>
           </w:p>
         </w:tc>
